--- a/spa/docx/020.content.docx
+++ b/spa/docx/020.content.docx
@@ -237,54 +237,37 @@
         </w:rPr>
         <w:t xml:space="preserve"> y se pueden conservar durante mucho tiempo. Las personas también extraen el jugo de las uvas para hacer una bebida alcohólica llamada </w:t>
       </w:r>
-      <w:hyperlink r:id="rId13">
-        <w:r>
-          <w:rPr>
-            <w:lang w:val="es_ES" w:bidi="es_ES"/>
-          </w:rPr>
-          <w:rPr>
-            <w:color w:val="0000EE"/>
-            <w:u w:val="single"/>
-          </w:rPr>
-          <w:t>vino</w:t>
-        </w:r>
-      </w:hyperlink>
+      <w:r>
+        <w:rPr>
+          <w:b/>
+          <w:lang w:val="es_ES" w:bidi="es_ES"/>
+        </w:rPr>
+        <w:t>vino</w:t>
+      </w:r>
       <w:r>
         <w:rPr>
           <w:lang w:val="es_ES" w:bidi="es_ES"/>
         </w:rPr>
         <w:t xml:space="preserve">. Las uvas son muy comunes en </w:t>
       </w:r>
-      <w:hyperlink r:id="rId14">
-        <w:r>
-          <w:rPr>
-            <w:lang w:val="es_ES" w:bidi="es_ES"/>
-          </w:rPr>
-          <w:rPr>
-            <w:color w:val="0000EE"/>
-            <w:u w:val="single"/>
-          </w:rPr>
-          <w:t>Israel</w:t>
-        </w:r>
-      </w:hyperlink>
+      <w:r>
+        <w:rPr>
+          <w:lang w:val="es_ES" w:bidi="es_ES"/>
+        </w:rPr>
+        <w:t>Israel</w:t>
+      </w:r>
       <w:r>
         <w:rPr>
           <w:lang w:val="es_ES" w:bidi="es_ES"/>
         </w:rPr>
         <w:t xml:space="preserve">, y el </w:t>
       </w:r>
-      <w:hyperlink r:id="rId13">
-        <w:r>
-          <w:rPr>
-            <w:lang w:val="es_ES" w:bidi="es_ES"/>
-          </w:rPr>
-          <w:rPr>
-            <w:color w:val="0000EE"/>
-            <w:u w:val="single"/>
-          </w:rPr>
-          <w:t>vino</w:t>
-        </w:r>
-      </w:hyperlink>
+      <w:r>
+        <w:rPr>
+          <w:lang w:val="es_ES" w:bidi="es_ES"/>
+        </w:rPr>
+        <w:t>vino</w:t>
+      </w:r>
       <w:r>
         <w:rPr>
           <w:lang w:val="es_ES" w:bidi="es_ES"/>
@@ -305,18 +288,12 @@
         </w:rPr>
         <w:t xml:space="preserve">Un viñedo generalmente tenía un muro a su alrededor para que los animales salvajes o los ladrones no pudieran entrar al jardín. Las personas hacían este muro de rocas o arbustos espinosos. Dentro del viñedo había una cabaña para el vigilante. Esta cabaña era un poco más alta que el resto del jardín para que el vigilante pudiera vigilar el jardín. Esto se llamaba </w:t>
       </w:r>
-      <w:hyperlink r:id="rId15">
-        <w:r>
-          <w:rPr>
-            <w:lang w:val="es_ES" w:bidi="es_ES"/>
-          </w:rPr>
-          <w:rPr>
-            <w:color w:val="0000EE"/>
-            <w:u w:val="single"/>
-          </w:rPr>
-          <w:t>torre de vigilancia</w:t>
-        </w:r>
-      </w:hyperlink>
+      <w:r>
+        <w:rPr>
+          <w:lang w:val="es_ES" w:bidi="es_ES"/>
+        </w:rPr>
+        <w:t>torre de vigilancia</w:t>
+      </w:r>
       <w:r>
         <w:rPr>
           <w:lang w:val="es_ES" w:bidi="es_ES"/>
@@ -337,18 +314,12 @@
         </w:rPr>
         <w:t xml:space="preserve">También había una </w:t>
       </w:r>
-      <w:hyperlink r:id="rId16">
-        <w:r>
-          <w:rPr>
-            <w:lang w:val="es_ES" w:bidi="es_ES"/>
-          </w:rPr>
-          <w:rPr>
-            <w:color w:val="0000EE"/>
-            <w:u w:val="single"/>
-          </w:rPr>
-          <w:t>prensa</w:t>
-        </w:r>
-      </w:hyperlink>
+      <w:r>
+        <w:rPr>
+          <w:lang w:val="es_ES" w:bidi="es_ES"/>
+        </w:rPr>
+        <w:t>prensa</w:t>
+      </w:r>
       <w:r>
         <w:rPr>
           <w:lang w:val="es_ES" w:bidi="es_ES"/>
@@ -371,7 +342,6 @@
       </w:r>
       <w:r>
         <w:rPr>
-          <w:b/>
           <w:lang w:val="es_ES" w:bidi="es_ES"/>
         </w:rPr>
         <w:t>parábolas</w:t>
@@ -382,18 +352,12 @@
         </w:rPr>
         <w:t xml:space="preserve"> en las que usaba algo relacionado con una vid, un viñedo o con el vino, para explicar algo acerca del </w:t>
       </w:r>
-      <w:hyperlink r:id="rId17">
-        <w:r>
-          <w:rPr>
-            <w:lang w:val="es_ES" w:bidi="es_ES"/>
-          </w:rPr>
-          <w:rPr>
-            <w:color w:val="0000EE"/>
-            <w:u w:val="single"/>
-          </w:rPr>
-          <w:t>reino de Dios</w:t>
-        </w:r>
-      </w:hyperlink>
+      <w:r>
+        <w:rPr>
+          <w:lang w:val="es_ES" w:bidi="es_ES"/>
+        </w:rPr>
+        <w:t>reino de Dios</w:t>
+      </w:r>
       <w:r>
         <w:rPr>
           <w:lang w:val="es_ES" w:bidi="es_ES"/>
@@ -448,18 +412,12 @@
         </w:rPr>
         <w:t xml:space="preserve">Si tienes una visión, estás viendo algo de Dios que otras personas no ven, o estás escuchando algo de Dios que otras personas no escuchan. Dios a veces da visiones a las personas para hablarles de algo que sucederá en el futuro, o para decirle a alguien que haga algo. Dios también puede mostrar a las personas algo en un </w:t>
       </w:r>
-      <w:hyperlink r:id="rId18">
-        <w:r>
-          <w:rPr>
-            <w:lang w:val="es_ES" w:bidi="es_ES"/>
-          </w:rPr>
-          <w:rPr>
-            <w:color w:val="0000EE"/>
-            <w:u w:val="single"/>
-          </w:rPr>
-          <w:t>sueño</w:t>
-        </w:r>
-      </w:hyperlink>
+      <w:r>
+        <w:rPr>
+          <w:lang w:val="es_ES" w:bidi="es_ES"/>
+        </w:rPr>
+        <w:t>sueño</w:t>
+      </w:r>
       <w:r>
         <w:rPr>
           <w:lang w:val="es_ES" w:bidi="es_ES"/>
@@ -527,36 +485,24 @@
         </w:rPr>
         <w:t xml:space="preserve"> le está pidiendo a Dios que haga algo por ella y se está ofreciendo a hacer algo en cambio o dejar de hacer algo. Las personas pueden hacer votos para mostrar que son devotas a </w:t>
       </w:r>
-      <w:hyperlink r:id="rId19">
-        <w:r>
-          <w:rPr>
-            <w:lang w:val="es_ES" w:bidi="es_ES"/>
-          </w:rPr>
-          <w:rPr>
-            <w:color w:val="0000EE"/>
-            <w:u w:val="single"/>
-          </w:rPr>
-          <w:t>Dios</w:t>
-        </w:r>
-      </w:hyperlink>
+      <w:r>
+        <w:rPr>
+          <w:lang w:val="es_ES" w:bidi="es_ES"/>
+        </w:rPr>
+        <w:t>Dios</w:t>
+      </w:r>
       <w:r>
         <w:rPr>
           <w:lang w:val="es_ES" w:bidi="es_ES"/>
         </w:rPr>
         <w:t xml:space="preserve">. Dios no requiere que las personas hagan votos. Pero, si una persona hace un voto, este es tan vinculante como un </w:t>
       </w:r>
-      <w:hyperlink r:id="rId20">
-        <w:r>
-          <w:rPr>
-            <w:lang w:val="es_ES" w:bidi="es_ES"/>
-          </w:rPr>
-          <w:rPr>
-            <w:color w:val="0000EE"/>
-            <w:u w:val="single"/>
-          </w:rPr>
-          <w:t>juramento</w:t>
-        </w:r>
-      </w:hyperlink>
+      <w:r>
+        <w:rPr>
+          <w:lang w:val="es_ES" w:bidi="es_ES"/>
+        </w:rPr>
+        <w:t>juramento</w:t>
+      </w:r>
       <w:r>
         <w:rPr>
           <w:lang w:val="es_ES" w:bidi="es_ES"/>
